--- a/downloads/documents/05 Materials/Unit 05/Slides/Slides 05.02 - What Clothing Communicates.docx
+++ b/downloads/documents/05 Materials/Unit 05/Slides/Slides 05.02 - What Clothing Communicates.docx
@@ -17,7 +17,7 @@
         <w:pStyle w:val="FirstParagraph"/>
       </w:pPr>
       <w:r>
-        <w:t xml:space="preserve">Slide outline for Lesson 5.2, one day, thirteen slides. The plain shirt on a hanger carries slides 5 to 7; the chart paper carries slides 10 to 12.</w:t>
+        <w:t xml:space="preserve">Slide outline for Lesson 5.2, one day, thirteen slides. The plain shirt on a hanger carries slides 7 and 8; the chart paper carries slides 12 and 13.</w:t>
       </w:r>
     </w:p>
     <w:p>
